--- a/legal/Pickle-Duels-Terms-of-Service-DRAFT.docx
+++ b/legal/Pickle-Duels-Terms-of-Service-DRAFT.docx
@@ -21,7 +21,7 @@
         <w:t xml:space="preserve">DRAFT FOR LEGAL REVIEW — NOT PUBLISHED AS FINAL</w:t>
       </w:r>
       <w:r>
-        <w:t xml:space="preserve"> · Prepared 17 October 2026 · 11 items need input, highlighted in yellow · Live draft: heartfelt-pony-dcc6b9.netlify.app/terms/</w:t>
+        <w:t xml:space="preserve"> · Prepared 17 October 2026 · 12 items need input, highlighted in yellow · Live draft: heartfelt-pony-dcc6b9.netlify.app/terms/</w:t>
       </w:r>
     </w:p>
     <w:p>
@@ -92,55 +92,29 @@
         <w:rPr>
           <w:highlight w:val="yellow"/>
         </w:rPr>
-        <w:t xml:space="preserve">[PLACEHOLDER: The Pickle Duels App Store listing currently links "Terms of Use" to </w:t>
-      </w:r>
-      <w:r>
-        <w:rPr>
-          <w:b/>
-          <w:highlight w:val="yellow"/>
-        </w:rPr>
-        <w:t xml:space="preserve">clmsstudio.com/apps/paddle-wars/terms</w:t>
-      </w:r>
-      <w:r>
-        <w:rPr>
-          <w:highlight w:val="yellow"/>
-        </w:rPr>
-        <w:t xml:space="preserve"> — the terms for a different app, "Paddle Wars", published by a different company, </w:t>
-      </w:r>
-      <w:r>
-        <w:rPr>
-          <w:b/>
-          <w:highlight w:val="yellow"/>
-        </w:rPr>
-        <w:t xml:space="preserve">CLMS Studio LLC</w:t>
-      </w:r>
-      <w:r>
-        <w:rPr>
-          <w:highlight w:val="yellow"/>
-        </w:rPr>
-        <w:t xml:space="preserve">, describing a paid subscription Pickle Duels does not offer. Anyone tapping Terms of Use on your listing is shown a binding agreement with another company. Repoint that link to this page in App Store Connect as soon as it is approved.]</w:t>
-      </w:r>
-      <w:r>
-        <w:t xml:space="preserve"> </w:t>
-      </w:r>
-    </w:p>
-    <w:p>
-      <w:pPr>
-        <w:pStyle w:val="Body"/>
-        <w:numPr>
-          <w:ilvl w:val="0"/>
-          <w:numId w:val="1"/>
-        </w:numPr>
-        <w:spacing w:after="60"/>
-      </w:pPr>
-      <w:r>
-        <w:t xml:space="preserve"> </w:t>
-      </w:r>
-      <w:r>
-        <w:rPr>
-          <w:highlight w:val="yellow"/>
-        </w:rPr>
-        <w:t xml:space="preserve">[PLACEHOLDER: Three different company names are attached to Pickle Duels — </w:t>
+        <w:t xml:space="preserve">[PLACEHOLDER: The App Store listing's "Terms of Use" link currently points at an unrelated third party's document. Repoint it to this page in App Store Connect once this page is approved. Details are in legal/AUDIT-NOTES.md.]</w:t>
+      </w:r>
+      <w:r>
+        <w:t xml:space="preserve"> </w:t>
+      </w:r>
+    </w:p>
+    <w:p>
+      <w:pPr>
+        <w:pStyle w:val="Body"/>
+        <w:numPr>
+          <w:ilvl w:val="0"/>
+          <w:numId w:val="1"/>
+        </w:numPr>
+        <w:spacing w:after="60"/>
+      </w:pPr>
+      <w:r>
+        <w:t xml:space="preserve"> </w:t>
+      </w:r>
+      <w:r>
+        <w:rPr>
+          <w:highlight w:val="yellow"/>
+        </w:rPr>
+        <w:t xml:space="preserve">[PLACEHOLDER: Confirm the operating legal entity. This site credits </w:t>
       </w:r>
       <w:r>
         <w:rPr>
@@ -153,7 +127,7 @@
         <w:rPr>
           <w:highlight w:val="yellow"/>
         </w:rPr>
-        <w:t xml:space="preserve"> on this site, </w:t>
+        <w:t xml:space="preserve"> while the App Store lists the seller as </w:t>
       </w:r>
       <w:r>
         <w:rPr>
@@ -166,20 +140,7 @@
         <w:rPr>
           <w:highlight w:val="yellow"/>
         </w:rPr>
-        <w:t xml:space="preserve"> as the App Store seller, and </w:t>
-      </w:r>
-      <w:r>
-        <w:rPr>
-          <w:b/>
-          <w:highlight w:val="yellow"/>
-        </w:rPr>
-        <w:t xml:space="preserve">CLMS Studio LLC</w:t>
-      </w:r>
-      <w:r>
-        <w:rPr>
-          <w:highlight w:val="yellow"/>
-        </w:rPr>
-        <w:t xml:space="preserve"> via the linked terms. Terms of Service must name the single entity the user is contracting with.]</w:t>
+        <w:t xml:space="preserve">. Terms of Service must name the single entity the user is contracting with.]</w:t>
       </w:r>
       <w:r>
         <w:t xml:space="preserve"> </w:t>
@@ -262,7 +223,7 @@
         <w:t xml:space="preserve">[PLACEHOLDER: name of the operating legal entity]</w:t>
       </w:r>
       <w:r>
-        <w:t xml:space="preserve"> covering the Pickle Duels website, the Pickle Duels app, and VenueOS. By using any of them, you agree to these terms. If you do not agree, please do not use them. </w:t>
+        <w:t xml:space="preserve"> covering the Pickle Duels website, the Pickle Duels app, and VenueOS. Using any of them means you accept these terms. If some part of them does not work for you, please do not use the Services. </w:t>
       </w:r>
     </w:p>
     <w:p>
@@ -419,72 +380,72 @@
         <w:spacing w:after="60"/>
       </w:pPr>
       <w:r>
-        <w:t xml:space="preserve">Copy, modify, or create derivative works of the Services, except where the law allows it</w:t>
-      </w:r>
-    </w:p>
-    <w:p>
-      <w:pPr>
-        <w:pStyle w:val="Body"/>
-        <w:numPr>
-          <w:ilvl w:val="0"/>
-          <w:numId w:val="1"/>
-        </w:numPr>
-        <w:spacing w:after="60"/>
-      </w:pPr>
-      <w:r>
-        <w:t xml:space="preserve">Reverse engineer, decompile, or disassemble any part of the Services</w:t>
-      </w:r>
-    </w:p>
-    <w:p>
-      <w:pPr>
-        <w:pStyle w:val="Body"/>
-        <w:numPr>
-          <w:ilvl w:val="0"/>
-          <w:numId w:val="1"/>
-        </w:numPr>
-        <w:spacing w:after="60"/>
-      </w:pPr>
-      <w:r>
-        <w:t xml:space="preserve">Rent, lease, sell, sublicense, or transfer your account or licence to anyone else</w:t>
-      </w:r>
-    </w:p>
-    <w:p>
-      <w:pPr>
-        <w:pStyle w:val="Body"/>
-        <w:numPr>
-          <w:ilvl w:val="0"/>
-          <w:numId w:val="1"/>
-        </w:numPr>
-        <w:spacing w:after="60"/>
-      </w:pPr>
-      <w:r>
-        <w:t xml:space="preserve">Remove or obscure any copyright, trademark, or other proprietary notice</w:t>
-      </w:r>
-    </w:p>
-    <w:p>
-      <w:pPr>
-        <w:pStyle w:val="Body"/>
-        <w:numPr>
-          <w:ilvl w:val="0"/>
-          <w:numId w:val="1"/>
-        </w:numPr>
-        <w:spacing w:after="60"/>
-      </w:pPr>
-      <w:r>
-        <w:t xml:space="preserve">Access the Services other than through the interface we provide, or interfere with, overload, or probe our systems</w:t>
-      </w:r>
-    </w:p>
-    <w:p>
-      <w:pPr>
-        <w:pStyle w:val="Body"/>
-        <w:numPr>
-          <w:ilvl w:val="0"/>
-          <w:numId w:val="1"/>
-        </w:numPr>
-        <w:spacing w:after="60"/>
-      </w:pPr>
-      <w:r>
-        <w:t xml:space="preserve">Use the Services to break the law or to infringe anyone else's rights</w:t>
+        <w:t xml:space="preserve">Reproduce or adapt any part of the Services, beyond whatever the law permits you to do regardless of this agreement</w:t>
+      </w:r>
+    </w:p>
+    <w:p>
+      <w:pPr>
+        <w:pStyle w:val="Body"/>
+        <w:numPr>
+          <w:ilvl w:val="0"/>
+          <w:numId w:val="1"/>
+        </w:numPr>
+        <w:spacing w:after="60"/>
+      </w:pPr>
+      <w:r>
+        <w:t xml:space="preserve">Try to recover our source code, by decompiling, disassembling, or any other route</w:t>
+      </w:r>
+    </w:p>
+    <w:p>
+      <w:pPr>
+        <w:pStyle w:val="Body"/>
+        <w:numPr>
+          <w:ilvl w:val="0"/>
+          <w:numId w:val="1"/>
+        </w:numPr>
+        <w:spacing w:after="60"/>
+      </w:pPr>
+      <w:r>
+        <w:t xml:space="preserve">Hand your account or licence to someone else, whether by sale, loan, or any other arrangement</w:t>
+      </w:r>
+    </w:p>
+    <w:p>
+      <w:pPr>
+        <w:pStyle w:val="Body"/>
+        <w:numPr>
+          <w:ilvl w:val="0"/>
+          <w:numId w:val="1"/>
+        </w:numPr>
+        <w:spacing w:after="60"/>
+      </w:pPr>
+      <w:r>
+        <w:t xml:space="preserve">Strip out or hide the ownership and attribution notices we include</w:t>
+      </w:r>
+    </w:p>
+    <w:p>
+      <w:pPr>
+        <w:pStyle w:val="Body"/>
+        <w:numPr>
+          <w:ilvl w:val="0"/>
+          <w:numId w:val="1"/>
+        </w:numPr>
+        <w:spacing w:after="60"/>
+      </w:pPr>
+      <w:r>
+        <w:t xml:space="preserve">Reach our systems by any path we have not published, or scan, stress, or disrupt them</w:t>
+      </w:r>
+    </w:p>
+    <w:p>
+      <w:pPr>
+        <w:pStyle w:val="Body"/>
+        <w:numPr>
+          <w:ilvl w:val="0"/>
+          <w:numId w:val="1"/>
+        </w:numPr>
+        <w:spacing w:after="60"/>
+      </w:pPr>
+      <w:r>
+        <w:t xml:space="preserve">Do anything through the Services that is unlawful or that tramples someone else's rights</w:t>
       </w:r>
     </w:p>
     <w:p>
@@ -877,7 +838,7 @@
         <w:pStyle w:val="Body"/>
       </w:pPr>
       <w:r>
-        <w:t xml:space="preserve"> You may stop using the Services at any time. We may suspend or terminate your access if you breach these terms, if we are required to by law, or if we discontinue the Services. Terms that by their nature should survive termination will do so. </w:t>
+        <w:t xml:space="preserve"> You can walk away at any time. On our side, we can pause or close your access where you have broken these terms, where the law obliges us to, or where we retire the Services. Anything here that is meant to outlast the agreement — ownership, disclaimers, and liability — carries on afterwards. </w:t>
       </w:r>
     </w:p>
     <w:p>
@@ -893,7 +854,7 @@
         <w:pStyle w:val="Body"/>
       </w:pPr>
       <w:r>
-        <w:t xml:space="preserve"> We may update these terms from time to time. If we make significant changes, we will notify you in the app or by email to your registered address. Continuing to use the Services after a change means you accept the updated terms. </w:t>
+        <w:t xml:space="preserve"> We may update these terms from time to time. If we make significant changes, we will notify you in the app or by email to your registered address. Carrying on with the Services once a change has taken effect counts as accepting the revised version. </w:t>
       </w:r>
     </w:p>
     <w:p>
@@ -986,7 +947,7 @@
         <w:t xml:space="preserve">How this draft was prepared. </w:t>
       </w:r>
       <w:r>
-        <w:t xml:space="preserve">No Terms of Service previously existed for Pickle Duels: the onrender /terms route is an empty page, and the App Store listing links Terms of Use to clmsstudio.com for a different app, Paddle Wars, published by CLMS Studio LLC. This draft is original text written against what Pickle Duels and VenueOS actually do; no wording was taken from that other document. This draft has not been reviewed by a lawyer and is not legal advice.</w:t>
+        <w:t xml:space="preserve">No Terms of Service previously existed for Pickle Duels: the onrender /terms route is an empty page, and the App Store listing links Terms of Use to a document belonging to an unrelated company, covering a different app and a subscription Pickle Duels does not offer (details in legal/AUDIT-NOTES.md). An early draft of this page reused phrasing from that document -- 19 shared eight-word sequences, concentrated in the prohibited-use list and the termination clause. Those passages were rewritten; the remaining overlap is one standard licensing phrase and nothing longer. This draft has not been reviewed by a lawyer and is not legal advice.</w:t>
       </w:r>
     </w:p>
     <w:sectPr>

--- a/legal/Pickle-Duels-Terms-of-Service-DRAFT.docx
+++ b/legal/Pickle-Duels-Terms-of-Service-DRAFT.docx
@@ -207,6 +207,235 @@
       </w:r>
       <w:r>
         <w:t xml:space="preserve"> </w:t>
+      </w:r>
+    </w:p>
+    <w:p>
+      <w:pPr>
+        <w:pStyle w:val="Heading1"/>
+      </w:pPr>
+      <w:r>
+        <w:t xml:space="preserve">Contents</w:t>
+      </w:r>
+    </w:p>
+    <w:p>
+      <w:pPr>
+        <w:pStyle w:val="Body"/>
+        <w:numPr>
+          <w:ilvl w:val="0"/>
+          <w:numId w:val="1"/>
+        </w:numPr>
+        <w:spacing w:after="60"/>
+      </w:pPr>
+      <w:r>
+        <w:t xml:space="preserve">What these terms cover</w:t>
+      </w:r>
+    </w:p>
+    <w:p>
+      <w:pPr>
+        <w:pStyle w:val="Body"/>
+        <w:numPr>
+          <w:ilvl w:val="0"/>
+          <w:numId w:val="1"/>
+        </w:numPr>
+        <w:spacing w:after="60"/>
+      </w:pPr>
+      <w:r>
+        <w:t xml:space="preserve">Eligibility and your account</w:t>
+      </w:r>
+    </w:p>
+    <w:p>
+      <w:pPr>
+        <w:pStyle w:val="Body"/>
+        <w:numPr>
+          <w:ilvl w:val="0"/>
+          <w:numId w:val="1"/>
+        </w:numPr>
+        <w:spacing w:after="60"/>
+      </w:pPr>
+      <w:r>
+        <w:t xml:space="preserve">Your licence to use the app</w:t>
+      </w:r>
+    </w:p>
+    <w:p>
+      <w:pPr>
+        <w:pStyle w:val="Body"/>
+        <w:numPr>
+          <w:ilvl w:val="0"/>
+          <w:numId w:val="1"/>
+        </w:numPr>
+        <w:spacing w:after="60"/>
+      </w:pPr>
+      <w:r>
+        <w:t xml:space="preserve">Fair play</w:t>
+      </w:r>
+    </w:p>
+    <w:p>
+      <w:pPr>
+        <w:pStyle w:val="Body"/>
+        <w:numPr>
+          <w:ilvl w:val="0"/>
+          <w:numId w:val="1"/>
+        </w:numPr>
+        <w:spacing w:after="60"/>
+      </w:pPr>
+      <w:r>
+        <w:t xml:space="preserve">Rewards and prizes</w:t>
+      </w:r>
+    </w:p>
+    <w:p>
+      <w:pPr>
+        <w:pStyle w:val="Body"/>
+        <w:numPr>
+          <w:ilvl w:val="0"/>
+          <w:numId w:val="1"/>
+        </w:numPr>
+        <w:spacing w:after="60"/>
+      </w:pPr>
+      <w:r>
+        <w:t xml:space="preserve">VenueOS: terms for organizers</w:t>
+      </w:r>
+    </w:p>
+    <w:p>
+      <w:pPr>
+        <w:pStyle w:val="Body"/>
+        <w:numPr>
+          <w:ilvl w:val="0"/>
+          <w:numId w:val="1"/>
+        </w:numPr>
+        <w:spacing w:after="60"/>
+      </w:pPr>
+      <w:r>
+        <w:t xml:space="preserve">Your content</w:t>
+      </w:r>
+    </w:p>
+    <w:p>
+      <w:pPr>
+        <w:pStyle w:val="Body"/>
+        <w:numPr>
+          <w:ilvl w:val="0"/>
+          <w:numId w:val="1"/>
+        </w:numPr>
+        <w:spacing w:after="60"/>
+      </w:pPr>
+      <w:r>
+        <w:t xml:space="preserve">Our content</w:t>
+      </w:r>
+    </w:p>
+    <w:p>
+      <w:pPr>
+        <w:pStyle w:val="Body"/>
+        <w:numPr>
+          <w:ilvl w:val="0"/>
+          <w:numId w:val="1"/>
+        </w:numPr>
+        <w:spacing w:after="60"/>
+      </w:pPr>
+      <w:r>
+        <w:t xml:space="preserve">Apple and Google</w:t>
+      </w:r>
+    </w:p>
+    <w:p>
+      <w:pPr>
+        <w:pStyle w:val="Body"/>
+        <w:numPr>
+          <w:ilvl w:val="0"/>
+          <w:numId w:val="1"/>
+        </w:numPr>
+        <w:spacing w:after="60"/>
+      </w:pPr>
+      <w:r>
+        <w:t xml:space="preserve">Third-party services</w:t>
+      </w:r>
+    </w:p>
+    <w:p>
+      <w:pPr>
+        <w:pStyle w:val="Body"/>
+        <w:numPr>
+          <w:ilvl w:val="0"/>
+          <w:numId w:val="1"/>
+        </w:numPr>
+        <w:spacing w:after="60"/>
+      </w:pPr>
+      <w:r>
+        <w:t xml:space="preserve">Changes to the Services</w:t>
+      </w:r>
+    </w:p>
+    <w:p>
+      <w:pPr>
+        <w:pStyle w:val="Body"/>
+        <w:numPr>
+          <w:ilvl w:val="0"/>
+          <w:numId w:val="1"/>
+        </w:numPr>
+        <w:spacing w:after="60"/>
+      </w:pPr>
+      <w:r>
+        <w:t xml:space="preserve">Disclaimers</w:t>
+      </w:r>
+    </w:p>
+    <w:p>
+      <w:pPr>
+        <w:pStyle w:val="Body"/>
+        <w:numPr>
+          <w:ilvl w:val="0"/>
+          <w:numId w:val="1"/>
+        </w:numPr>
+        <w:spacing w:after="60"/>
+      </w:pPr>
+      <w:r>
+        <w:t xml:space="preserve">Limitation of liability</w:t>
+      </w:r>
+    </w:p>
+    <w:p>
+      <w:pPr>
+        <w:pStyle w:val="Body"/>
+        <w:numPr>
+          <w:ilvl w:val="0"/>
+          <w:numId w:val="1"/>
+        </w:numPr>
+        <w:spacing w:after="60"/>
+      </w:pPr>
+      <w:r>
+        <w:t xml:space="preserve">Suspension and termination</w:t>
+      </w:r>
+    </w:p>
+    <w:p>
+      <w:pPr>
+        <w:pStyle w:val="Body"/>
+        <w:numPr>
+          <w:ilvl w:val="0"/>
+          <w:numId w:val="1"/>
+        </w:numPr>
+        <w:spacing w:after="60"/>
+      </w:pPr>
+      <w:r>
+        <w:t xml:space="preserve">Changes to these terms</w:t>
+      </w:r>
+    </w:p>
+    <w:p>
+      <w:pPr>
+        <w:pStyle w:val="Body"/>
+        <w:numPr>
+          <w:ilvl w:val="0"/>
+          <w:numId w:val="1"/>
+        </w:numPr>
+        <w:spacing w:after="60"/>
+      </w:pPr>
+      <w:r>
+        <w:t xml:space="preserve">Governing law</w:t>
+      </w:r>
+    </w:p>
+    <w:p>
+      <w:pPr>
+        <w:pStyle w:val="Body"/>
+        <w:numPr>
+          <w:ilvl w:val="0"/>
+          <w:numId w:val="1"/>
+        </w:numPr>
+        <w:spacing w:after="60"/>
+      </w:pPr>
+      <w:r>
+        <w:t xml:space="preserve">Contact us</w:t>
       </w:r>
     </w:p>
     <w:p>
